--- a/quote-master.docx
+++ b/quote-master.docx
@@ -183,80 +183,49 @@
         <w:szCs w:val="28"/>
         <w:lang w:val="en-US"/>
       </w:rPr>
-      <mc:AlternateContent>
-        <mc:Choice Requires="wps">
-          <w:drawing>
-            <wp:anchor distT="0" distB="0" distL="114300" distR="114300" simplePos="0" relativeHeight="251665408" behindDoc="0" locked="0" layoutInCell="1" allowOverlap="1" wp14:anchorId="518E2ABF" wp14:editId="42C4C839">
-              <wp:simplePos x="0" y="0"/>
-              <wp:positionH relativeFrom="margin">
-                <wp:posOffset>-495300</wp:posOffset>
-              </wp:positionH>
-              <wp:positionV relativeFrom="margin">
-                <wp:posOffset>7456805</wp:posOffset>
-              </wp:positionV>
-              <wp:extent cx="4419600" cy="54610"/>
-              <wp:effectExtent l="0" t="0" r="0" b="2540"/>
-              <wp:wrapNone/>
-              <wp:docPr id="13" name="Rectangle 13"/>
-              <wp:cNvGraphicFramePr>
-                <a:graphicFrameLocks xmlns:a="http://schemas.openxmlformats.org/drawingml/2006/main"/>
-              </wp:cNvGraphicFramePr>
-              <a:graphic xmlns:a="http://schemas.openxmlformats.org/drawingml/2006/main">
-                <a:graphicData uri="http://schemas.microsoft.com/office/word/2010/wordprocessingShape">
-                  <wps:wsp>
-                    <wps:cNvSpPr>
-                      <a:spLocks noChangeArrowheads="1"/>
-                    </wps:cNvSpPr>
-                    <wps:spPr bwMode="auto">
-                      <a:xfrm>
-                        <a:off x="0" y="0"/>
-                        <a:ext cx="4419600" cy="54610"/>
-                      </a:xfrm>
-                      <a:prstGeom prst="rect">
-                        <a:avLst/>
-                      </a:prstGeom>
-                      <a:solidFill>
-                        <a:srgbClr val="66C9D0"/>
-                      </a:solidFill>
-                      <a:ln>
-                        <a:noFill/>
-                      </a:ln>
-                      <a:extLst>
-                        <a:ext uri="{91240B29-F687-4F45-9708-019B960494DF}">
-                          <a14:hiddenLine xmlns:a14="http://schemas.microsoft.com/office/drawing/2010/main" w="9525">
-                            <a:solidFill>
-                              <a:srgbClr val="000000"/>
-                            </a:solidFill>
-                            <a:miter lim="800000"/>
-                            <a:headEnd/>
-                            <a:tailEnd/>
-                          </a14:hiddenLine>
-                        </a:ext>
-                      </a:extLst>
-                    </wps:spPr>
-                    <wps:bodyPr rot="0" vert="horz" wrap="square" lIns="91440" tIns="45720" rIns="91440" bIns="45720" anchor="t" anchorCtr="0" upright="1">
-                      <a:noAutofit/>
-                    </wps:bodyPr>
-                  </wps:wsp>
-                </a:graphicData>
-              </a:graphic>
-              <wp14:sizeRelH relativeFrom="page">
-                <wp14:pctWidth>0</wp14:pctWidth>
-              </wp14:sizeRelH>
-              <wp14:sizeRelV relativeFrom="page">
-                <wp14:pctHeight>0</wp14:pctHeight>
-              </wp14:sizeRelV>
-            </wp:anchor>
-          </w:drawing>
-        </mc:Choice>
-        <mc:Fallback>
-          <w:pict>
-            <v:rect w14:anchorId="219685C8" id="Rectangle 13" o:spid="_x0000_s1026" style="position:absolute;margin-left:-39pt;margin-top:587.15pt;width:348pt;height:4.3pt;z-index:251665408;visibility:visible;mso-wrap-style:square;mso-width-percent:0;mso-height-percent:0;mso-wrap-distance-left:9pt;mso-wrap-distance-top:0;mso-wrap-distance-right:9pt;mso-wrap-distance-bottom:0;mso-position-horizontal:absolute;mso-position-horizontal-relative:margin;mso-position-vertical:absolute;mso-position-vertical-relative:margin;mso-width-percent:0;mso-height-percent:0;mso-width-relative:page;mso-height-relative:page;v-text-anchor:top" o:gfxdata="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" fillcolor="#66c9d0" stroked="f">
-              <w10:wrap anchorx="margin" anchory="margin"/>
-            </v:rect>
-          </w:pict>
-        </mc:Fallback>
-      </mc:AlternateContent>
+      <w:drawing>
+        <wp:anchor distT="0" distB="0" distL="114300" distR="114300" simplePos="0" relativeHeight="251665408" behindDoc="0" locked="0" layoutInCell="1" allowOverlap="1">
+          <wp:simplePos x="0" y="0"/>
+          <wp:positionH relativeFrom="margin">
+            <wp:posOffset>-495300</wp:posOffset>
+          </wp:positionH>
+          <wp:positionV relativeFrom="margin">
+            <wp:posOffset>7456805</wp:posOffset>
+          </wp:positionV>
+          <wp:extent cx="4419600" cy="54610"/>
+          <wp:effectExtent l="0" t="0" r="0" b="0"/>
+          <wp:wrapNone/>
+          <wp:docPr id="113" name="Footer line"/>
+          <wp:cNvGraphicFramePr>
+            <a:graphicFrameLocks xmlns:a="http://schemas.openxmlformats.org/drawingml/2006/main" noChangeAspect="1"/>
+          </wp:cNvGraphicFramePr>
+          <a:graphic xmlns:a="http://schemas.openxmlformats.org/drawingml/2006/main">
+            <a:graphicData uri="http://schemas.openxmlformats.org/drawingml/2006/picture">
+              <pic:pic xmlns:pic="http://schemas.openxmlformats.org/drawingml/2006/picture">
+                <pic:nvPicPr>
+                  <pic:cNvPr id="113" name="eqline.png"/>
+                  <pic:cNvPicPr/>
+                </pic:nvPicPr>
+                <pic:blipFill>
+                  <a:blip r:embed="rIdEQLine"/>
+                  <a:stretch>
+                    <a:fillRect/>
+                  </a:stretch>
+                </pic:blipFill>
+                <pic:spPr>
+                  <a:xfrm>
+                    <a:off x="0" y="0"/>
+                    <a:ext cx="4419600" cy="54610"/>
+                  </a:xfrm>
+                  <a:prstGeom prst="rect">
+                    <a:avLst/>
+                  </a:prstGeom>
+                </pic:spPr>
+              </pic:pic>
+            </a:graphicData>
+          </a:graphic>
+        </wp:anchor>
+      </w:drawing>
     </w:r>
     <w:r>
       <w:rPr>
@@ -1564,10 +1533,7 @@
     <w:qFormat/>
     <w:pPr>
       <w:keepNext/>
-      <w:pBdr>
-        <w:bottom w:val="single" w:sz="6" w:space="8" w:color="808080"/>
-      </w:pBdr>
-      <w:spacing w:before="200" w:after="120"/>
+      <w:spacing w:before="200" w:after="360"/>
     </w:pPr>
   </w:style>
   <w:style w:type="paragraph" w:customStyle="1" w:styleId="EQContract">

--- a/quote-master.docx
+++ b/quote-master.docx
@@ -1519,7 +1519,6 @@
     <w:basedOn w:val="EQBody"/>
     <w:qFormat/>
     <w:pPr>
-      <w:keepNext/>
       <w:spacing w:after="40"/>
     </w:pPr>
     <w:rPr>
@@ -1532,8 +1531,7 @@
     <w:basedOn w:val="EQBody"/>
     <w:qFormat/>
     <w:pPr>
-      <w:keepNext/>
-      <w:spacing w:before="200" w:after="360"/>
+      <w:spacing w:before="160" w:after="200"/>
     </w:pPr>
   </w:style>
   <w:style w:type="paragraph" w:customStyle="1" w:styleId="EQContract">
@@ -1543,7 +1541,7 @@
     <w:pPr>
       <w:keepNext/>
       <w:keepLines/>
-      <w:spacing w:before="120" w:after="200" w:line="252" w:lineRule="auto"/>
+      <w:spacing w:before="60" w:after="100" w:line="252" w:lineRule="auto"/>
       <w:jc w:val="both"/>
     </w:pPr>
     <w:rPr>
@@ -1558,7 +1556,7 @@
     <w:pPr>
       <w:keepNext/>
       <w:keepLines/>
-      <w:spacing w:before="160" w:after="80"/>
+      <w:spacing w:before="100" w:after="60"/>
     </w:pPr>
     <w:rPr>
       <w:sz w:val="20"/>

--- a/quote-master.docx
+++ b/quote-master.docx
@@ -190,7 +190,7 @@
             <wp:posOffset>-495300</wp:posOffset>
           </wp:positionH>
           <wp:positionV relativeFrom="margin">
-            <wp:posOffset>7456805</wp:posOffset>
+            <wp:posOffset>7627620</wp:posOffset>
           </wp:positionV>
           <wp:extent cx="4419600" cy="54610"/>
           <wp:effectExtent l="0" t="0" r="0" b="0"/>
@@ -435,11 +435,6 @@
         <w:t>www.elevatelandsurveying.com</w:t>
       </w:r>
     </w:hyperlink>
-  </w:p>
-  <w:p>
-    <w:pPr>
-      <w:pStyle w:val="Footer"/>
-    </w:pPr>
   </w:p>
 </w:ftr>
 </file>
@@ -1384,7 +1379,7 @@
     <w:name w:val="EQ Body"/>
     <w:qFormat/>
     <w:pPr>
-      <w:spacing w:before="0" w:after="0" w:line="264" w:lineRule="auto"/>
+      <w:spacing w:before="0" w:after="0" w:line="252" w:lineRule="auto"/>
     </w:pPr>
     <w:rPr>
       <w:rFonts w:ascii="Calibri" w:hAnsi="Calibri" w:cs="Calibri"/>
@@ -1397,7 +1392,7 @@
     <w:basedOn w:val="EQBody"/>
     <w:qFormat/>
     <w:pPr>
-      <w:spacing w:before="120" w:after="120"/>
+      <w:spacing w:before="0" w:after="80"/>
       <w:jc w:val="right"/>
     </w:pPr>
   </w:style>
@@ -1430,7 +1425,7 @@
         <w:right w:val="single" w:sz="24" w:space="4" w:color="65C7D0"/>
       </w:pBdr>
       <w:shd w:val="clear" w:color="auto" w:fill="65C7D0"/>
-      <w:spacing w:after="240"/>
+      <w:spacing w:after="160"/>
       <w:ind w:left="85" w:right="85"/>
     </w:pPr>
     <w:rPr>

--- a/quote-master.docx
+++ b/quote-master.docx
@@ -1866,231 +1866,4 @@
     </a:ext>
   </a:extLst>
 </a:theme>
-</file>
-
-<file path=customXml/item1.xml><?xml version="1.0" encoding="utf-8"?>
-<ct:contentTypeSchema xmlns:ct="http://schemas.microsoft.com/office/2006/metadata/contentType" xmlns:ma="http://schemas.microsoft.com/office/2006/metadata/properties/metaAttributes" ct:_="" ma:_="" ma:contentTypeName="Document" ma:contentTypeID="0x010100AEE7A62883CAC94396604F94B9D5492F" ma:contentTypeVersion="11" ma:contentTypeDescription="Create a new document." ma:contentTypeScope="" ma:versionID="b157d22fc8afa1d43f935f1e93fe609d">
-  <xsd:schema xmlns:xsd="http://www.w3.org/2001/XMLSchema" xmlns:xs="http://www.w3.org/2001/XMLSchema" xmlns:p="http://schemas.microsoft.com/office/2006/metadata/properties" xmlns:ns2="5a883cb8-6826-4e42-8cbd-5bb14895056a" xmlns:ns3="465d6379-3e3d-4967-a71a-92d400e20f10" targetNamespace="http://schemas.microsoft.com/office/2006/metadata/properties" ma:root="true" ma:fieldsID="fc738ef15baccd107414abbb5b7e1919" ns2:_="" ns3:_="">
-    <xsd:import namespace="5a883cb8-6826-4e42-8cbd-5bb14895056a"/>
-    <xsd:import namespace="465d6379-3e3d-4967-a71a-92d400e20f10"/>
-    <xsd:element name="properties">
-      <xsd:complexType>
-        <xsd:sequence>
-          <xsd:element name="documentManagement">
-            <xsd:complexType>
-              <xsd:all>
-                <xsd:element ref="ns2:MediaServiceMetadata" minOccurs="0"/>
-                <xsd:element ref="ns2:MediaServiceFastMetadata" minOccurs="0"/>
-                <xsd:element ref="ns2:MediaServiceSearchProperties" minOccurs="0"/>
-                <xsd:element ref="ns2:MediaServiceDateTaken" minOccurs="0"/>
-                <xsd:element ref="ns2:lcf76f155ced4ddcb4097134ff3c332f" minOccurs="0"/>
-                <xsd:element ref="ns3:TaxCatchAll" minOccurs="0"/>
-                <xsd:element ref="ns2:MediaServiceGenerationTime" minOccurs="0"/>
-                <xsd:element ref="ns2:MediaServiceEventHashCode" minOccurs="0"/>
-                <xsd:element ref="ns2:MediaServiceOCR" minOccurs="0"/>
-                <xsd:element ref="ns2:MediaLengthInSeconds" minOccurs="0"/>
-              </xsd:all>
-            </xsd:complexType>
-          </xsd:element>
-        </xsd:sequence>
-      </xsd:complexType>
-    </xsd:element>
-  </xsd:schema>
-  <xsd:schema xmlns:xsd="http://www.w3.org/2001/XMLSchema" xmlns:xs="http://www.w3.org/2001/XMLSchema" xmlns:dms="http://schemas.microsoft.com/office/2006/documentManagement/types" xmlns:pc="http://schemas.microsoft.com/office/infopath/2007/PartnerControls" targetNamespace="5a883cb8-6826-4e42-8cbd-5bb14895056a" elementFormDefault="qualified">
-    <xsd:import namespace="http://schemas.microsoft.com/office/2006/documentManagement/types"/>
-    <xsd:import namespace="http://schemas.microsoft.com/office/infopath/2007/PartnerControls"/>
-    <xsd:element name="MediaServiceMetadata" ma:index="8" nillable="true" ma:displayName="MediaServiceMetadata" ma:hidden="true" ma:internalName="MediaServiceMetadata" ma:readOnly="true">
-      <xsd:simpleType>
-        <xsd:restriction base="dms:Note"/>
-      </xsd:simpleType>
-    </xsd:element>
-    <xsd:element name="MediaServiceFastMetadata" ma:index="9" nillable="true" ma:displayName="MediaServiceFastMetadata" ma:hidden="true" ma:internalName="MediaServiceFastMetadata" ma:readOnly="true">
-      <xsd:simpleType>
-        <xsd:restriction base="dms:Note"/>
-      </xsd:simpleType>
-    </xsd:element>
-    <xsd:element name="MediaServiceSearchProperties" ma:index="10" nillable="true" ma:displayName="MediaServiceSearchProperties" ma:hidden="true" ma:internalName="MediaServiceSearchProperties" ma:readOnly="true">
-      <xsd:simpleType>
-        <xsd:restriction base="dms:Note"/>
-      </xsd:simpleType>
-    </xsd:element>
-    <xsd:element name="MediaServiceDateTaken" ma:index="11" nillable="true" ma:displayName="MediaServiceDateTaken" ma:description="" ma:hidden="true" ma:indexed="true" ma:internalName="MediaServiceDateTaken" ma:readOnly="true">
-      <xsd:simpleType>
-        <xsd:restriction base="dms:Text"/>
-      </xsd:simpleType>
-    </xsd:element>
-    <xsd:element name="lcf76f155ced4ddcb4097134ff3c332f" ma:index="13" nillable="true" ma:taxonomy="true" ma:internalName="lcf76f155ced4ddcb4097134ff3c332f" ma:taxonomyFieldName="MediaServiceImageTags" ma:displayName="Image Tags" ma:readOnly="false" ma:fieldId="{5cf76f15-5ced-4ddc-b409-7134ff3c332f}" ma:taxonomyMulti="true" ma:sspId="c16ad759-7eaf-4491-a291-7adc7ebae112" ma:termSetId="09814cd3-568e-fe90-9814-8d621ff8fb84" ma:anchorId="fba54fb3-c3e1-fe81-a776-ca4b69148c4d" ma:open="true" ma:isKeyword="false">
-      <xsd:complexType>
-        <xsd:sequence>
-          <xsd:element ref="pc:Terms" minOccurs="0" maxOccurs="1"/>
-        </xsd:sequence>
-      </xsd:complexType>
-    </xsd:element>
-    <xsd:element name="MediaServiceGenerationTime" ma:index="15" nillable="true" ma:displayName="MediaServiceGenerationTime" ma:hidden="true" ma:internalName="MediaServiceGenerationTime" ma:readOnly="true">
-      <xsd:simpleType>
-        <xsd:restriction base="dms:Text"/>
-      </xsd:simpleType>
-    </xsd:element>
-    <xsd:element name="MediaServiceEventHashCode" ma:index="16" nillable="true" ma:displayName="MediaServiceEventHashCode" ma:hidden="true" ma:internalName="MediaServiceEventHashCode" ma:readOnly="true">
-      <xsd:simpleType>
-        <xsd:restriction base="dms:Text"/>
-      </xsd:simpleType>
-    </xsd:element>
-    <xsd:element name="MediaServiceOCR" ma:index="17" nillable="true" ma:displayName="Extracted Text" ma:internalName="MediaServiceOCR" ma:readOnly="true">
-      <xsd:simpleType>
-        <xsd:restriction base="dms:Note">
-          <xsd:maxLength value="255"/>
-        </xsd:restriction>
-      </xsd:simpleType>
-    </xsd:element>
-    <xsd:element name="MediaLengthInSeconds" ma:index="18" nillable="true" ma:displayName="MediaLengthInSeconds" ma:hidden="true" ma:internalName="MediaLengthInSeconds" ma:readOnly="true">
-      <xsd:simpleType>
-        <xsd:restriction base="dms:Unknown"/>
-      </xsd:simpleType>
-    </xsd:element>
-  </xsd:schema>
-  <xsd:schema xmlns:xsd="http://www.w3.org/2001/XMLSchema" xmlns:xs="http://www.w3.org/2001/XMLSchema" xmlns:dms="http://schemas.microsoft.com/office/2006/documentManagement/types" xmlns:pc="http://schemas.microsoft.com/office/infopath/2007/PartnerControls" targetNamespace="465d6379-3e3d-4967-a71a-92d400e20f10" elementFormDefault="qualified">
-    <xsd:import namespace="http://schemas.microsoft.com/office/2006/documentManagement/types"/>
-    <xsd:import namespace="http://schemas.microsoft.com/office/infopath/2007/PartnerControls"/>
-    <xsd:element name="TaxCatchAll" ma:index="14" nillable="true" ma:displayName="Taxonomy Catch All Column" ma:hidden="true" ma:list="{6f401b1f-99a9-4062-a65c-6dcd8904c398}" ma:internalName="TaxCatchAll" ma:showField="CatchAllData" ma:web="465d6379-3e3d-4967-a71a-92d400e20f10">
-      <xsd:complexType>
-        <xsd:complexContent>
-          <xsd:extension base="dms:MultiChoiceLookup">
-            <xsd:sequence>
-              <xsd:element name="Value" type="dms:Lookup" maxOccurs="unbounded" minOccurs="0" nillable="true"/>
-            </xsd:sequence>
-          </xsd:extension>
-        </xsd:complexContent>
-      </xsd:complexType>
-    </xsd:element>
-  </xsd:schema>
-  <xsd:schema xmlns="http://schemas.openxmlformats.org/package/2006/metadata/core-properties" xmlns:xsd="http://www.w3.org/2001/XMLSchema" xmlns:xsi="http://www.w3.org/2001/XMLSchema-instance" xmlns:dc="http://purl.org/dc/elements/1.1/" xmlns:dcterms="http://purl.org/dc/terms/" xmlns:odoc="http://schemas.microsoft.com/internal/obd" targetNamespace="http://schemas.openxmlformats.org/package/2006/metadata/core-properties" elementFormDefault="qualified" attributeFormDefault="unqualified" blockDefault="#all">
-    <xsd:import namespace="http://purl.org/dc/elements/1.1/" schemaLocation="http://dublincore.org/schemas/xmls/qdc/2003/04/02/dc.xsd"/>
-    <xsd:import namespace="http://purl.org/dc/terms/" schemaLocation="http://dublincore.org/schemas/xmls/qdc/2003/04/02/dcterms.xsd"/>
-    <xsd:element name="coreProperties" type="CT_coreProperties"/>
-    <xsd:complexType name="CT_coreProperties">
-      <xsd:all>
-        <xsd:element ref="dc:creator" minOccurs="0" maxOccurs="1"/>
-        <xsd:element ref="dcterms:created" minOccurs="0" maxOccurs="1"/>
-        <xsd:element ref="dc:identifier" minOccurs="0" maxOccurs="1"/>
-        <xsd:element name="contentType" minOccurs="0" maxOccurs="1" type="xsd:string" ma:index="0" ma:displayName="Content Type"/>
-        <xsd:element ref="dc:title" minOccurs="0" maxOccurs="1" ma:index="4" ma:displayName="Title"/>
-        <xsd:element ref="dc:subject" minOccurs="0" maxOccurs="1"/>
-        <xsd:element ref="dc:description" minOccurs="0" maxOccurs="1"/>
-        <xsd:element name="keywords" minOccurs="0" maxOccurs="1" type="xsd:string"/>
-        <xsd:element ref="dc:language" minOccurs="0" maxOccurs="1"/>
-        <xsd:element name="category" minOccurs="0" maxOccurs="1" type="xsd:string"/>
-        <xsd:element name="version" minOccurs="0" maxOccurs="1" type="xsd:string"/>
-        <xsd:element name="revision" minOccurs="0" maxOccurs="1" type="xsd:string">
-          <xsd:annotation>
-            <xsd:documentation>
-                        This value indicates the number of saves or revisions. The application is responsible for updating this value after each revision.
-                    </xsd:documentation>
-          </xsd:annotation>
-        </xsd:element>
-        <xsd:element name="lastModifiedBy" minOccurs="0" maxOccurs="1" type="xsd:string"/>
-        <xsd:element ref="dcterms:modified" minOccurs="0" maxOccurs="1"/>
-        <xsd:element name="contentStatus" minOccurs="0" maxOccurs="1" type="xsd:string"/>
-      </xsd:all>
-    </xsd:complexType>
-  </xsd:schema>
-  <xs:schema xmlns:pc="http://schemas.microsoft.com/office/infopath/2007/PartnerControls" xmlns:xs="http://www.w3.org/2001/XMLSchema" targetNamespace="http://schemas.microsoft.com/office/infopath/2007/PartnerControls" elementFormDefault="qualified" attributeFormDefault="unqualified">
-    <xs:element name="Person">
-      <xs:complexType>
-        <xs:sequence>
-          <xs:element ref="pc:DisplayName" minOccurs="0"/>
-          <xs:element ref="pc:AccountId" minOccurs="0"/>
-          <xs:element ref="pc:AccountType" minOccurs="0"/>
-        </xs:sequence>
-      </xs:complexType>
-    </xs:element>
-    <xs:element name="DisplayName" type="xs:string"/>
-    <xs:element name="AccountId" type="xs:string"/>
-    <xs:element name="AccountType" type="xs:string"/>
-    <xs:element name="BDCAssociatedEntity">
-      <xs:complexType>
-        <xs:sequence>
-          <xs:element ref="pc:BDCEntity" minOccurs="0" maxOccurs="unbounded"/>
-        </xs:sequence>
-        <xs:attribute ref="pc:EntityNamespace"/>
-        <xs:attribute ref="pc:EntityName"/>
-        <xs:attribute ref="pc:SystemInstanceName"/>
-        <xs:attribute ref="pc:AssociationName"/>
-      </xs:complexType>
-    </xs:element>
-    <xs:attribute name="EntityNamespace" type="xs:string"/>
-    <xs:attribute name="EntityName" type="xs:string"/>
-    <xs:attribute name="SystemInstanceName" type="xs:string"/>
-    <xs:attribute name="AssociationName" type="xs:string"/>
-    <xs:element name="BDCEntity">
-      <xs:complexType>
-        <xs:sequence>
-          <xs:element ref="pc:EntityDisplayName" minOccurs="0"/>
-          <xs:element ref="pc:EntityInstanceReference" minOccurs="0"/>
-          <xs:element ref="pc:EntityId1" minOccurs="0"/>
-          <xs:element ref="pc:EntityId2" minOccurs="0"/>
-          <xs:element ref="pc:EntityId3" minOccurs="0"/>
-          <xs:element ref="pc:EntityId4" minOccurs="0"/>
-          <xs:element ref="pc:EntityId5" minOccurs="0"/>
-        </xs:sequence>
-      </xs:complexType>
-    </xs:element>
-    <xs:element name="EntityDisplayName" type="xs:string"/>
-    <xs:element name="EntityInstanceReference" type="xs:string"/>
-    <xs:element name="EntityId1" type="xs:string"/>
-    <xs:element name="EntityId2" type="xs:string"/>
-    <xs:element name="EntityId3" type="xs:string"/>
-    <xs:element name="EntityId4" type="xs:string"/>
-    <xs:element name="EntityId5" type="xs:string"/>
-    <xs:element name="Terms">
-      <xs:complexType>
-        <xs:sequence>
-          <xs:element ref="pc:TermInfo" minOccurs="0" maxOccurs="unbounded"/>
-        </xs:sequence>
-      </xs:complexType>
-    </xs:element>
-    <xs:element name="TermInfo">
-      <xs:complexType>
-        <xs:sequence>
-          <xs:element ref="pc:TermName" minOccurs="0"/>
-          <xs:element ref="pc:TermId" minOccurs="0"/>
-        </xs:sequence>
-      </xs:complexType>
-    </xs:element>
-    <xs:element name="TermName" type="xs:string"/>
-    <xs:element name="TermId" type="xs:string"/>
-  </xs:schema>
-</ct:contentTypeSchema>
-</file>
-
-<file path=customXml/item2.xml><?xml version="1.0" encoding="utf-8"?>
-<?mso-contentType ?>
-<FormTemplates xmlns="http://schemas.microsoft.com/sharepoint/v3/contenttype/forms">
-  <Display>DocumentLibraryForm</Display>
-  <Edit>DocumentLibraryForm</Edit>
-  <New>DocumentLibraryForm</New>
-</FormTemplates>
-</file>
-
-<file path=customXml/item3.xml><?xml version="1.0" encoding="utf-8"?>
-<p:properties xmlns:p="http://schemas.microsoft.com/office/2006/metadata/properties" xmlns:xsi="http://www.w3.org/2001/XMLSchema-instance" xmlns:pc="http://schemas.microsoft.com/office/infopath/2007/PartnerControls">
-  <documentManagement>
-    <lcf76f155ced4ddcb4097134ff3c332f xmlns="5a883cb8-6826-4e42-8cbd-5bb14895056a">
-      <Terms xmlns="http://schemas.microsoft.com/office/infopath/2007/PartnerControls"/>
-    </lcf76f155ced4ddcb4097134ff3c332f>
-    <TaxCatchAll xmlns="465d6379-3e3d-4967-a71a-92d400e20f10" xsi:nil="true"/>
-  </documentManagement>
-</p:properties>
-</file>
-
-<file path=customXml/itemProps1.xml><?xml version="1.0" encoding="utf-8"?>
-<ds:datastoreItem xmlns:ds="http://schemas.openxmlformats.org/officeDocument/2006/customXml" ds:itemID="{A4A20D21-DB20-4354-BDE0-13C3A98A7B56}"/>
-</file>
-
-<file path=customXml/itemProps2.xml><?xml version="1.0" encoding="utf-8"?>
-<ds:datastoreItem xmlns:ds="http://schemas.openxmlformats.org/officeDocument/2006/customXml" ds:itemID="{2297CCB6-4C1A-4DE0-91EA-0181A331FD86}"/>
-</file>
-
-<file path=customXml/itemProps3.xml><?xml version="1.0" encoding="utf-8"?>
-<ds:datastoreItem xmlns:ds="http://schemas.openxmlformats.org/officeDocument/2006/customXml" ds:itemID="{3BF1B0FA-AEE0-4B61-8C5C-838C72550C67}"/>
 </file>